--- a/server/templates/library/worker-declarations/template.docx
+++ b/server/templates/library/worker-declarations/template.docx
@@ -2993,7 +2993,7 @@
         <w:szCs w:val="28"/>
         <w:rtl w:val="0"/>
       </w:rPr>
-      <w:t>Spring 2 Health ABN 71 665 820 986</w:t>
+      <w:t>{org.name} ABN {org.abn}</w:t>
     </w:r>
   </w:p>
   <w:p>

--- a/server/templates/library/worker-declarations/template.docx
+++ b/server/templates/library/worker-declarations/template.docx
@@ -2976,6 +2976,15 @@
 <w:hdr xmlns:mc="http://schemas.openxmlformats.org/markup-compatibility/2006" xmlns:o="urn:schemas-microsoft-com:office:office" xmlns:r="http://schemas.openxmlformats.org/officeDocument/2006/relationships" xmlns:m="http://schemas.openxmlformats.org/officeDocument/2006/math" xmlns:v="urn:schemas-microsoft-com:vml" xmlns:wp="http://schemas.openxmlformats.org/drawingml/2006/wordprocessingDrawing" xmlns:w10="urn:schemas-microsoft-com:office:word" xmlns:w="http://schemas.openxmlformats.org/wordprocessingml/2006/main" xmlns:wne="http://schemas.microsoft.com/office/word/2006/wordml" xmlns:sl="http://schemas.openxmlformats.org/schemaLibrary/2006/main" xmlns:a="http://schemas.openxmlformats.org/drawingml/2006/main" xmlns:pic="http://schemas.openxmlformats.org/drawingml/2006/picture" xmlns:c="http://schemas.openxmlformats.org/drawingml/2006/chart" xmlns:lc="http://schemas.openxmlformats.org/drawingml/2006/lockedCanvas" xmlns:dgm="http://schemas.openxmlformats.org/drawingml/2006/diagram" xmlns:wps="http://schemas.microsoft.com/office/word/2010/wordprocessingShape" xmlns:wpg="http://schemas.microsoft.com/office/word/2010/wordprocessingGroup" xmlns:w14="http://schemas.microsoft.com/office/word/2010/wordml" xmlns:w15="http://schemas.microsoft.com/office/word/2012/wordml">
   <w:p>
     <w:pPr>
+      <w:spacing w:before="0" w:after="80"/>
+      <w:jc w:val="left"/>
+    </w:pPr>
+    <w:r>
+      <w:t xml:space="preserve">{%org_logo}</w:t>
+    </w:r>
+  </w:p>
+  <w:p>
+    <w:pPr>
       <w:pageBreakBefore w:val="0"/>
       <w:spacing w:after="120" w:line="240" w:lineRule="auto"/>
       <w:rPr>
@@ -3039,6 +3048,15 @@
 
 <file path=word/header2.xml><?xml version="1.0" encoding="utf-8"?>
 <w:hdr xmlns:mc="http://schemas.openxmlformats.org/markup-compatibility/2006" xmlns:o="urn:schemas-microsoft-com:office:office" xmlns:r="http://schemas.openxmlformats.org/officeDocument/2006/relationships" xmlns:m="http://schemas.openxmlformats.org/officeDocument/2006/math" xmlns:v="urn:schemas-microsoft-com:vml" xmlns:wp="http://schemas.openxmlformats.org/drawingml/2006/wordprocessingDrawing" xmlns:w10="urn:schemas-microsoft-com:office:word" xmlns:w="http://schemas.openxmlformats.org/wordprocessingml/2006/main" xmlns:wne="http://schemas.microsoft.com/office/word/2006/wordml" xmlns:sl="http://schemas.openxmlformats.org/schemaLibrary/2006/main" xmlns:a="http://schemas.openxmlformats.org/drawingml/2006/main" xmlns:pic="http://schemas.openxmlformats.org/drawingml/2006/picture" xmlns:c="http://schemas.openxmlformats.org/drawingml/2006/chart" xmlns:lc="http://schemas.openxmlformats.org/drawingml/2006/lockedCanvas" xmlns:dgm="http://schemas.openxmlformats.org/drawingml/2006/diagram" xmlns:wps="http://schemas.microsoft.com/office/word/2010/wordprocessingShape" xmlns:wpg="http://schemas.microsoft.com/office/word/2010/wordprocessingGroup" xmlns:w14="http://schemas.microsoft.com/office/word/2010/wordml" xmlns:w15="http://schemas.microsoft.com/office/word/2012/wordml">
+  <w:p>
+    <w:pPr>
+      <w:spacing w:before="0" w:after="80"/>
+      <w:jc w:val="left"/>
+    </w:pPr>
+    <w:r>
+      <w:t xml:space="preserve">{%org_logo}</w:t>
+    </w:r>
+  </w:p>
   <w:p>
     <w:pPr>
       <w:keepNext w:val="0"/>

--- a/server/templates/library/worker-declarations/template.docx
+++ b/server/templates/library/worker-declarations/template.docx
@@ -104,7 +104,7 @@
               <w:rPr>
                 <w:rtl w:val="0"/>
               </w:rPr>
-              <w:t>Worker name:</w:t>
+              <w:t>Worker name: {staff.full_name}</w:t>
             </w:r>
           </w:p>
         </w:tc>

--- a/server/templates/library/worker-declarations/template.docx
+++ b/server/templates/library/worker-declarations/template.docx
@@ -137,7 +137,7 @@
               <w:rPr>
                 <w:rtl w:val="0"/>
               </w:rPr>
-              <w:t xml:space="preserve">Supervisor name: </w:t>
+              <w:t>Supervisor name: {staff.supervisor_name}</w:t>
             </w:r>
           </w:p>
         </w:tc>

--- a/server/templates/library/worker-declarations/template.docx
+++ b/server/templates/library/worker-declarations/template.docx
@@ -771,1056 +771,17 @@
         <w:rPr>
           <w:rtl w:val="0"/>
         </w:rPr>
-        <w:t>Promoting and Protecting Rights Policy</w:t>
-      </w:r>
-    </w:p>
-    <w:p>
-      <w:pPr>
-        <w:pageBreakBefore w:val="0"/>
-        <w:ind w:left="1440" w:firstLine="0"/>
-        <w:jc w:val="both"/>
-        <w:rPr/>
-      </w:pPr>
-      <w:r>
-        <w:rPr>
-          <w:rtl w:val="0"/>
-        </w:rPr>
-      </w:r>
-    </w:p>
-    <w:p>
-      <w:pPr>
-        <w:pageBreakBefore w:val="0"/>
-        <w:numPr>
-          <w:ilvl w:val="1"/>
-          <w:numId w:val="2"/>
-        </w:numPr>
-        <w:ind w:left="720" w:hanging="360"/>
-        <w:jc w:val="both"/>
-        <w:rPr/>
-      </w:pPr>
-      <w:r>
-        <w:rPr>
-          <w:rtl w:val="0"/>
-        </w:rPr>
-        <w:t>Choice, Advocacy and Control Policy</w:t>
-      </w:r>
-    </w:p>
-    <w:p>
-      <w:pPr>
-        <w:pageBreakBefore w:val="0"/>
-        <w:ind w:left="1440" w:firstLine="0"/>
-        <w:jc w:val="both"/>
-        <w:rPr/>
-      </w:pPr>
-      <w:r>
-        <w:rPr>
-          <w:rtl w:val="0"/>
-        </w:rPr>
-      </w:r>
-    </w:p>
-    <w:p>
-      <w:pPr>
-        <w:pageBreakBefore w:val="0"/>
-        <w:numPr>
-          <w:ilvl w:val="1"/>
-          <w:numId w:val="2"/>
-        </w:numPr>
-        <w:ind w:left="720" w:hanging="360"/>
-        <w:jc w:val="both"/>
-        <w:rPr/>
-      </w:pPr>
-      <w:r>
-        <w:rPr>
-          <w:rtl w:val="0"/>
-        </w:rPr>
-        <w:t>Diversity Policy</w:t>
-      </w:r>
-    </w:p>
-    <w:p>
-      <w:pPr>
-        <w:pageBreakBefore w:val="0"/>
-        <w:ind w:left="1440" w:firstLine="0"/>
-        <w:jc w:val="both"/>
-        <w:rPr/>
-      </w:pPr>
-      <w:r>
-        <w:rPr>
-          <w:rtl w:val="0"/>
-        </w:rPr>
-      </w:r>
-    </w:p>
-    <w:p>
-      <w:pPr>
-        <w:pageBreakBefore w:val="0"/>
-        <w:numPr>
-          <w:ilvl w:val="1"/>
-          <w:numId w:val="2"/>
-        </w:numPr>
-        <w:ind w:left="720" w:hanging="360"/>
-        <w:jc w:val="both"/>
-        <w:rPr/>
-      </w:pPr>
-      <w:r>
-        <w:rPr>
-          <w:rtl w:val="0"/>
-        </w:rPr>
-        <w:t>Preventing and Responding to Violence, Abuse, Neglect, Exploitation and Discrimination Policy</w:t>
-      </w:r>
-    </w:p>
-    <w:p>
-      <w:pPr>
-        <w:pageBreakBefore w:val="0"/>
-        <w:ind w:left="1440" w:firstLine="0"/>
-        <w:jc w:val="both"/>
-        <w:rPr/>
-      </w:pPr>
-      <w:r>
-        <w:rPr>
-          <w:rtl w:val="0"/>
-        </w:rPr>
-      </w:r>
-    </w:p>
-    <w:p>
-      <w:pPr>
-        <w:pageBreakBefore w:val="0"/>
-        <w:numPr>
-          <w:ilvl w:val="1"/>
-          <w:numId w:val="2"/>
-        </w:numPr>
-        <w:ind w:left="720" w:hanging="360"/>
-        <w:jc w:val="both"/>
-        <w:rPr/>
-      </w:pPr>
-      <w:r>
-        <w:rPr>
-          <w:rtl w:val="0"/>
-        </w:rPr>
-        <w:t>Privacy and Dignity Policy</w:t>
-      </w:r>
-    </w:p>
-    <w:p>
-      <w:pPr>
-        <w:pageBreakBefore w:val="0"/>
-        <w:ind w:left="1440" w:firstLine="0"/>
-        <w:jc w:val="both"/>
-        <w:rPr/>
-      </w:pPr>
-      <w:r>
-        <w:rPr>
-          <w:rtl w:val="0"/>
-        </w:rPr>
-      </w:r>
-    </w:p>
-    <w:p>
-      <w:pPr>
-        <w:pageBreakBefore w:val="0"/>
-        <w:numPr>
-          <w:ilvl w:val="1"/>
-          <w:numId w:val="2"/>
-        </w:numPr>
-        <w:ind w:left="720" w:hanging="360"/>
-        <w:jc w:val="both"/>
-        <w:rPr/>
-      </w:pPr>
-      <w:r>
-        <w:rPr>
-          <w:rtl w:val="0"/>
-        </w:rPr>
-        <w:t>Governance Policy</w:t>
-      </w:r>
-    </w:p>
-    <w:p>
-      <w:pPr>
-        <w:pageBreakBefore w:val="0"/>
-        <w:jc w:val="both"/>
-        <w:rPr/>
-      </w:pPr>
-      <w:r>
-        <w:rPr>
-          <w:rtl w:val="0"/>
-        </w:rPr>
-      </w:r>
-    </w:p>
-    <w:p>
-      <w:pPr>
-        <w:pageBreakBefore w:val="0"/>
-        <w:numPr>
-          <w:ilvl w:val="1"/>
-          <w:numId w:val="2"/>
-        </w:numPr>
-        <w:ind w:left="720" w:hanging="360"/>
-        <w:jc w:val="both"/>
-        <w:rPr/>
-      </w:pPr>
-      <w:r>
-        <w:rPr>
-          <w:rtl w:val="0"/>
-        </w:rPr>
-        <w:t>Conflict of Interest Policy</w:t>
-      </w:r>
-    </w:p>
-    <w:p>
-      <w:pPr>
-        <w:pageBreakBefore w:val="0"/>
-        <w:ind w:left="1440" w:firstLine="0"/>
-        <w:jc w:val="both"/>
-        <w:rPr/>
-      </w:pPr>
-      <w:r>
-        <w:rPr>
-          <w:rtl w:val="0"/>
-        </w:rPr>
-      </w:r>
-    </w:p>
-    <w:p>
-      <w:pPr>
-        <w:pageBreakBefore w:val="0"/>
-        <w:numPr>
-          <w:ilvl w:val="1"/>
-          <w:numId w:val="2"/>
-        </w:numPr>
-        <w:ind w:left="720" w:hanging="360"/>
-        <w:jc w:val="both"/>
-        <w:rPr/>
-      </w:pPr>
-      <w:r>
-        <w:rPr>
-          <w:rtl w:val="0"/>
-        </w:rPr>
-        <w:t xml:space="preserve">Risk Management Policy </w:t>
-      </w:r>
-    </w:p>
-    <w:p>
-      <w:pPr>
-        <w:pageBreakBefore w:val="0"/>
-        <w:ind w:left="1440" w:firstLine="0"/>
-        <w:jc w:val="both"/>
-        <w:rPr/>
-      </w:pPr>
-      <w:r>
-        <w:rPr>
-          <w:rtl w:val="0"/>
-        </w:rPr>
-      </w:r>
-    </w:p>
-    <w:p>
-      <w:pPr>
-        <w:pageBreakBefore w:val="0"/>
-        <w:numPr>
-          <w:ilvl w:val="1"/>
-          <w:numId w:val="2"/>
-        </w:numPr>
-        <w:ind w:left="720" w:hanging="360"/>
-        <w:jc w:val="both"/>
-        <w:rPr/>
-      </w:pPr>
-      <w:r>
-        <w:rPr>
-          <w:rtl w:val="0"/>
-        </w:rPr>
-        <w:t>Emergency and Disaster Preparedness Policy</w:t>
-      </w:r>
-    </w:p>
-    <w:p>
-      <w:pPr>
-        <w:pageBreakBefore w:val="0"/>
-        <w:ind w:left="1440" w:firstLine="0"/>
-        <w:jc w:val="both"/>
-        <w:rPr/>
-      </w:pPr>
-      <w:r>
-        <w:rPr>
-          <w:rtl w:val="0"/>
-        </w:rPr>
-      </w:r>
-    </w:p>
-    <w:p>
-      <w:pPr>
-        <w:pageBreakBefore w:val="0"/>
-        <w:numPr>
-          <w:ilvl w:val="1"/>
-          <w:numId w:val="2"/>
-        </w:numPr>
-        <w:ind w:left="720" w:hanging="360"/>
-        <w:jc w:val="both"/>
-        <w:rPr/>
-      </w:pPr>
-      <w:r>
-        <w:rPr>
-          <w:rtl w:val="0"/>
-        </w:rPr>
-        <w:t>Infection Control Policy</w:t>
-      </w:r>
-      <w:r>
-        <w:rPr>
-          <w:rtl w:val="0"/>
-        </w:rPr>
-      </w:r>
-    </w:p>
-    <w:p>
-      <w:pPr>
-        <w:pageBreakBefore w:val="0"/>
-        <w:ind w:left="1440" w:firstLine="0"/>
-        <w:jc w:val="both"/>
-        <w:rPr/>
-      </w:pPr>
-      <w:r>
-        <w:rPr>
-          <w:rtl w:val="0"/>
-        </w:rPr>
-      </w:r>
-    </w:p>
-    <w:p>
-      <w:pPr>
-        <w:pageBreakBefore w:val="0"/>
-        <w:numPr>
-          <w:ilvl w:val="1"/>
-          <w:numId w:val="2"/>
-        </w:numPr>
-        <w:ind w:left="720" w:hanging="360"/>
-        <w:jc w:val="both"/>
-        <w:rPr/>
-      </w:pPr>
-      <w:r>
-        <w:rPr>
-          <w:rtl w:val="0"/>
-        </w:rPr>
-        <w:t>COVID-19 Pandemic Management Policy</w:t>
-      </w:r>
-    </w:p>
-    <w:p>
-      <w:pPr>
-        <w:pageBreakBefore w:val="0"/>
-        <w:ind w:left="1440" w:firstLine="0"/>
-        <w:jc w:val="both"/>
-        <w:rPr/>
-      </w:pPr>
-      <w:r>
-        <w:rPr>
-          <w:rtl w:val="0"/>
-        </w:rPr>
-      </w:r>
-    </w:p>
-    <w:p>
-      <w:pPr>
-        <w:pageBreakBefore w:val="0"/>
-        <w:numPr>
-          <w:ilvl w:val="1"/>
-          <w:numId w:val="2"/>
-        </w:numPr>
-        <w:ind w:left="720" w:hanging="360"/>
-        <w:jc w:val="both"/>
-        <w:rPr/>
-      </w:pPr>
-      <w:r>
-        <w:rPr>
-          <w:rtl w:val="0"/>
-        </w:rPr>
-        <w:t>Business Continuity and Disaster Management Plan</w:t>
-      </w:r>
-    </w:p>
-    <w:p>
-      <w:pPr>
-        <w:pageBreakBefore w:val="0"/>
-        <w:ind w:left="1440" w:firstLine="0"/>
-        <w:jc w:val="both"/>
-        <w:rPr/>
-      </w:pPr>
-      <w:r>
-        <w:rPr>
-          <w:rtl w:val="0"/>
-        </w:rPr>
-      </w:r>
-    </w:p>
-    <w:p>
-      <w:pPr>
-        <w:pageBreakBefore w:val="0"/>
-        <w:numPr>
-          <w:ilvl w:val="1"/>
-          <w:numId w:val="2"/>
-        </w:numPr>
-        <w:ind w:left="720" w:hanging="360"/>
-        <w:jc w:val="both"/>
-        <w:rPr/>
-      </w:pPr>
-      <w:r>
-        <w:rPr>
-          <w:rtl w:val="0"/>
-        </w:rPr>
-        <w:t>Risk Register</w:t>
-      </w:r>
-    </w:p>
-    <w:p>
-      <w:pPr>
-        <w:pageBreakBefore w:val="0"/>
-        <w:ind w:left="1440" w:firstLine="0"/>
-        <w:jc w:val="both"/>
-        <w:rPr/>
-      </w:pPr>
-      <w:r>
-        <w:rPr>
-          <w:rtl w:val="0"/>
-        </w:rPr>
-      </w:r>
-    </w:p>
-    <w:p>
-      <w:pPr>
-        <w:pageBreakBefore w:val="0"/>
-        <w:numPr>
-          <w:ilvl w:val="1"/>
-          <w:numId w:val="2"/>
-        </w:numPr>
-        <w:ind w:left="720" w:hanging="360"/>
-        <w:jc w:val="both"/>
-        <w:rPr/>
-      </w:pPr>
-      <w:r>
-        <w:rPr>
-          <w:rtl w:val="0"/>
-        </w:rPr>
-        <w:t>Work Health and Safety Policy</w:t>
-      </w:r>
-    </w:p>
-    <w:p>
-      <w:pPr>
-        <w:pageBreakBefore w:val="0"/>
-        <w:ind w:left="1440" w:firstLine="0"/>
-        <w:jc w:val="both"/>
-        <w:rPr/>
-      </w:pPr>
-      <w:r>
-        <w:rPr>
-          <w:rtl w:val="0"/>
-        </w:rPr>
-      </w:r>
-    </w:p>
-    <w:p>
-      <w:pPr>
-        <w:pageBreakBefore w:val="0"/>
-        <w:numPr>
-          <w:ilvl w:val="1"/>
-          <w:numId w:val="2"/>
-        </w:numPr>
-        <w:ind w:left="720" w:hanging="360"/>
-        <w:jc w:val="both"/>
-        <w:rPr/>
-      </w:pPr>
-      <w:r>
-        <w:rPr>
-          <w:rtl w:val="0"/>
-        </w:rPr>
-        <w:t>Quality Management and Continuous Improvement Policy</w:t>
-      </w:r>
-    </w:p>
-    <w:p>
-      <w:pPr>
-        <w:pageBreakBefore w:val="0"/>
-        <w:ind w:left="1440" w:firstLine="0"/>
-        <w:jc w:val="both"/>
-        <w:rPr/>
-      </w:pPr>
-      <w:r>
-        <w:rPr>
-          <w:rtl w:val="0"/>
-        </w:rPr>
-      </w:r>
-    </w:p>
-    <w:p>
-      <w:pPr>
-        <w:pageBreakBefore w:val="0"/>
-        <w:numPr>
-          <w:ilvl w:val="1"/>
-          <w:numId w:val="2"/>
-        </w:numPr>
-        <w:ind w:left="720" w:hanging="360"/>
-        <w:jc w:val="both"/>
-        <w:rPr/>
-      </w:pPr>
-      <w:r>
-        <w:rPr>
-          <w:rtl w:val="0"/>
-        </w:rPr>
-        <w:t>Information Management Policy</w:t>
-      </w:r>
-    </w:p>
-    <w:p>
-      <w:pPr>
-        <w:pageBreakBefore w:val="0"/>
-        <w:ind w:left="1440" w:firstLine="0"/>
-        <w:jc w:val="both"/>
-        <w:rPr/>
-      </w:pPr>
-      <w:r>
-        <w:rPr>
-          <w:rtl w:val="0"/>
-        </w:rPr>
-      </w:r>
-    </w:p>
-    <w:p>
-      <w:pPr>
-        <w:pageBreakBefore w:val="0"/>
-        <w:numPr>
-          <w:ilvl w:val="1"/>
-          <w:numId w:val="2"/>
-        </w:numPr>
-        <w:ind w:left="720" w:hanging="360"/>
-        <w:jc w:val="both"/>
-        <w:rPr/>
-      </w:pPr>
-      <w:r>
-        <w:rPr>
-          <w:rtl w:val="0"/>
-        </w:rPr>
-        <w:t>Feedback and Complaints Management Policy</w:t>
-      </w:r>
-    </w:p>
-    <w:p>
-      <w:pPr>
-        <w:pageBreakBefore w:val="0"/>
-        <w:ind w:left="1440" w:firstLine="0"/>
-        <w:jc w:val="both"/>
-        <w:rPr/>
-      </w:pPr>
-      <w:r>
-        <w:rPr>
-          <w:rtl w:val="0"/>
-        </w:rPr>
-      </w:r>
-    </w:p>
-    <w:p>
-      <w:pPr>
-        <w:pageBreakBefore w:val="0"/>
-        <w:numPr>
-          <w:ilvl w:val="1"/>
-          <w:numId w:val="2"/>
-        </w:numPr>
-        <w:ind w:left="720" w:hanging="360"/>
-        <w:jc w:val="both"/>
-        <w:rPr/>
-      </w:pPr>
-      <w:r>
-        <w:rPr>
-          <w:rtl w:val="0"/>
-        </w:rPr>
-        <w:t>Incident Management and Reporting Policy</w:t>
-      </w:r>
-    </w:p>
-    <w:p>
-      <w:pPr>
-        <w:pageBreakBefore w:val="0"/>
-        <w:ind w:left="1440" w:firstLine="0"/>
-        <w:jc w:val="both"/>
-        <w:rPr/>
-      </w:pPr>
-      <w:r>
-        <w:rPr>
-          <w:rtl w:val="0"/>
-        </w:rPr>
-      </w:r>
-    </w:p>
-    <w:p>
-      <w:pPr>
-        <w:pageBreakBefore w:val="0"/>
-        <w:numPr>
-          <w:ilvl w:val="1"/>
-          <w:numId w:val="2"/>
-        </w:numPr>
-        <w:ind w:left="720" w:hanging="360"/>
-        <w:jc w:val="both"/>
-        <w:rPr/>
-      </w:pPr>
-      <w:r>
-        <w:rPr>
-          <w:rtl w:val="0"/>
-        </w:rPr>
-        <w:t>Human Resources Management Policy</w:t>
-      </w:r>
-    </w:p>
-    <w:p>
-      <w:pPr>
-        <w:pageBreakBefore w:val="0"/>
-        <w:ind w:left="1440" w:firstLine="0"/>
-        <w:jc w:val="both"/>
-        <w:rPr/>
-      </w:pPr>
-      <w:r>
-        <w:rPr>
-          <w:rtl w:val="0"/>
-        </w:rPr>
-      </w:r>
-    </w:p>
-    <w:p>
-      <w:pPr>
-        <w:pageBreakBefore w:val="0"/>
-        <w:numPr>
-          <w:ilvl w:val="1"/>
-          <w:numId w:val="2"/>
-        </w:numPr>
-        <w:ind w:left="720" w:hanging="360"/>
-        <w:jc w:val="both"/>
-        <w:rPr/>
-      </w:pPr>
-      <w:r>
-        <w:rPr>
-          <w:rtl w:val="0"/>
-        </w:rPr>
-        <w:t xml:space="preserve">Provision of Supports Policy </w:t>
-      </w:r>
-    </w:p>
-    <w:p>
-      <w:pPr>
-        <w:pageBreakBefore w:val="0"/>
-        <w:ind w:left="1440" w:firstLine="0"/>
-        <w:jc w:val="both"/>
-        <w:rPr/>
-      </w:pPr>
-      <w:r>
-        <w:rPr>
-          <w:rtl w:val="0"/>
-        </w:rPr>
-      </w:r>
-    </w:p>
-    <w:p>
-      <w:pPr>
-        <w:pageBreakBefore w:val="0"/>
-        <w:numPr>
-          <w:ilvl w:val="1"/>
-          <w:numId w:val="2"/>
-        </w:numPr>
-        <w:ind w:left="720" w:hanging="360"/>
-        <w:jc w:val="both"/>
-        <w:rPr/>
-      </w:pPr>
-      <w:r>
-        <w:rPr>
-          <w:rtl w:val="0"/>
-        </w:rPr>
-        <w:t>Services Agreement</w:t>
-      </w:r>
-    </w:p>
-    <w:p>
-      <w:pPr>
-        <w:pageBreakBefore w:val="0"/>
-        <w:ind w:left="1440" w:firstLine="0"/>
-        <w:jc w:val="both"/>
-        <w:rPr/>
-      </w:pPr>
-      <w:r>
-        <w:rPr>
-          <w:rtl w:val="0"/>
-        </w:rPr>
-      </w:r>
-    </w:p>
-    <w:p>
-      <w:pPr>
-        <w:pageBreakBefore w:val="0"/>
-        <w:numPr>
-          <w:ilvl w:val="1"/>
-          <w:numId w:val="2"/>
-        </w:numPr>
-        <w:ind w:left="720" w:hanging="360"/>
-        <w:jc w:val="both"/>
-        <w:rPr/>
-      </w:pPr>
-      <w:r>
-        <w:rPr>
-          <w:rtl w:val="0"/>
-        </w:rPr>
-        <w:t>Support Plan</w:t>
-      </w:r>
-    </w:p>
-    <w:p>
-      <w:pPr>
-        <w:pageBreakBefore w:val="0"/>
-        <w:ind w:left="1440" w:firstLine="0"/>
-        <w:jc w:val="both"/>
-        <w:rPr/>
-      </w:pPr>
-      <w:r>
-        <w:rPr>
-          <w:rtl w:val="0"/>
-        </w:rPr>
-      </w:r>
-    </w:p>
-    <w:p>
-      <w:pPr>
-        <w:pageBreakBefore w:val="0"/>
-        <w:numPr>
-          <w:ilvl w:val="1"/>
-          <w:numId w:val="2"/>
-        </w:numPr>
-        <w:ind w:left="720" w:hanging="360"/>
-        <w:jc w:val="both"/>
-        <w:rPr/>
-      </w:pPr>
-      <w:r>
-        <w:rPr>
-          <w:rtl w:val="0"/>
-        </w:rPr>
-        <w:t>Client Money and Property Policy</w:t>
-      </w:r>
-    </w:p>
-    <w:p>
-      <w:pPr>
-        <w:pageBreakBefore w:val="0"/>
-        <w:ind w:left="1440" w:firstLine="0"/>
-        <w:jc w:val="both"/>
-        <w:rPr/>
-      </w:pPr>
-      <w:r>
-        <w:rPr>
-          <w:rtl w:val="0"/>
-        </w:rPr>
-      </w:r>
-    </w:p>
-    <w:p>
-      <w:pPr>
-        <w:pageBreakBefore w:val="0"/>
-        <w:numPr>
-          <w:ilvl w:val="1"/>
-          <w:numId w:val="2"/>
-        </w:numPr>
-        <w:ind w:left="720" w:hanging="360"/>
-        <w:jc w:val="both"/>
-        <w:rPr/>
-      </w:pPr>
-      <w:r>
-        <w:rPr>
-          <w:rtl w:val="0"/>
-        </w:rPr>
-        <w:t>Mealtime Management Policy</w:t>
-      </w:r>
-    </w:p>
-    <w:p>
-      <w:pPr>
-        <w:pageBreakBefore w:val="0"/>
-        <w:ind w:left="1440" w:firstLine="0"/>
-        <w:jc w:val="both"/>
-        <w:rPr/>
-      </w:pPr>
-      <w:r>
-        <w:rPr>
-          <w:rtl w:val="0"/>
-        </w:rPr>
-      </w:r>
-    </w:p>
-    <w:p>
-      <w:pPr>
-        <w:pageBreakBefore w:val="0"/>
-        <w:numPr>
-          <w:ilvl w:val="1"/>
-          <w:numId w:val="2"/>
-        </w:numPr>
-        <w:ind w:left="720" w:hanging="360"/>
-        <w:jc w:val="both"/>
-        <w:rPr/>
-      </w:pPr>
-      <w:r>
-        <w:rPr>
-          <w:rtl w:val="0"/>
-        </w:rPr>
-        <w:t>Management of Medication Policy</w:t>
-      </w:r>
-    </w:p>
-    <w:p>
-      <w:pPr>
-        <w:pageBreakBefore w:val="0"/>
-        <w:ind w:left="1440" w:firstLine="0"/>
-        <w:jc w:val="both"/>
-        <w:rPr/>
-      </w:pPr>
-      <w:r>
-        <w:rPr>
-          <w:rtl w:val="0"/>
-        </w:rPr>
-      </w:r>
-    </w:p>
-    <w:p>
-      <w:pPr>
-        <w:pageBreakBefore w:val="0"/>
-        <w:numPr>
-          <w:ilvl w:val="1"/>
-          <w:numId w:val="2"/>
-        </w:numPr>
-        <w:ind w:left="720" w:hanging="360"/>
-        <w:jc w:val="both"/>
-        <w:rPr/>
-      </w:pPr>
-      <w:r>
-        <w:rPr>
-          <w:rtl w:val="0"/>
-        </w:rPr>
-        <w:t xml:space="preserve">Waste Management Policy </w:t>
-      </w:r>
-    </w:p>
-    <w:p>
-      <w:pPr>
-        <w:pageBreakBefore w:val="0"/>
-        <w:ind w:left="0" w:firstLine="0"/>
-        <w:jc w:val="both"/>
-        <w:rPr/>
-      </w:pPr>
-      <w:r>
-        <w:rPr>
-          <w:rtl w:val="0"/>
-        </w:rPr>
-      </w:r>
-    </w:p>
-    <w:p>
-      <w:pPr>
-        <w:pageBreakBefore w:val="0"/>
-        <w:ind w:left="1440" w:firstLine="0"/>
-        <w:jc w:val="both"/>
-        <w:rPr/>
-      </w:pPr>
-      <w:r>
-        <w:rPr>
-          <w:rtl w:val="0"/>
-        </w:rPr>
-        <w:t>Assistance with Daily Life Tasks in a Group or Shared Living Arrangement</w:t>
-      </w:r>
-      <w:r>
-        <w:rPr>
-          <w:rtl w:val="0"/>
-        </w:rPr>
-      </w:r>
-    </w:p>
-    <w:p>
-      <w:pPr>
-        <w:pageBreakBefore w:val="0"/>
-        <w:numPr>
-          <w:ilvl w:val="1"/>
-          <w:numId w:val="2"/>
-        </w:numPr>
-        <w:ind w:left="720" w:hanging="360"/>
-        <w:jc w:val="both"/>
-        <w:rPr/>
-      </w:pPr>
-      <w:r>
-        <w:rPr>
-          <w:rtl w:val="0"/>
-        </w:rPr>
-        <w:t>Supported Independent Living Policy</w:t>
-      </w:r>
-    </w:p>
-    <w:p>
-      <w:pPr>
-        <w:pageBreakBefore w:val="0"/>
-        <w:ind w:left="1440" w:firstLine="0"/>
-        <w:jc w:val="both"/>
-        <w:rPr/>
-      </w:pPr>
-      <w:r>
-        <w:rPr>
-          <w:rtl w:val="0"/>
-        </w:rPr>
-      </w:r>
-    </w:p>
-    <w:p>
-      <w:pPr>
-        <w:pageBreakBefore w:val="0"/>
-        <w:ind w:left="1440" w:firstLine="0"/>
-        <w:jc w:val="both"/>
-        <w:rPr/>
-      </w:pPr>
-      <w:r>
-        <w:rPr>
-          <w:rtl w:val="0"/>
-        </w:rPr>
-        <w:t>Assistance in Coordinating or Managing Life Stages, Transitions And Supports</w:t>
-      </w:r>
-      <w:r>
-        <w:rPr>
-          <w:rtl w:val="0"/>
-        </w:rPr>
-      </w:r>
-    </w:p>
-    <w:p>
-      <w:pPr>
-        <w:pageBreakBefore w:val="0"/>
-        <w:numPr>
-          <w:ilvl w:val="1"/>
-          <w:numId w:val="2"/>
-        </w:numPr>
-        <w:ind w:left="720" w:hanging="360"/>
-        <w:jc w:val="both"/>
-        <w:rPr/>
-      </w:pPr>
-      <w:r>
-        <w:rPr>
-          <w:rtl w:val="0"/>
-        </w:rPr>
-        <w:t xml:space="preserve">Support Coordination Policy </w:t>
-      </w:r>
-      <w:r>
-        <w:rPr>
-          <w:rtl w:val="0"/>
-        </w:rPr>
-      </w:r>
-    </w:p>
-    <w:p>
-      <w:pPr>
-        <w:pageBreakBefore w:val="0"/>
-        <w:ind w:left="1440" w:firstLine="0"/>
-        <w:jc w:val="both"/>
-        <w:rPr>
-          <w:rFonts w:ascii="Roboto" w:cs="Roboto" w:eastAsia="Roboto" w:hAnsi="Roboto"/>
-        </w:rPr>
-      </w:pPr>
-      <w:r>
-        <w:rPr>
-          <w:rtl w:val="0"/>
-        </w:rPr>
-      </w:r>
-    </w:p>
-    <w:p>
-      <w:pPr>
-        <w:pageBreakBefore w:val="0"/>
-        <w:ind w:left="0" w:firstLine="0"/>
-        <w:jc w:val="both"/>
-        <w:rPr>
-          <w:rFonts w:ascii="Roboto" w:cs="Roboto" w:eastAsia="Roboto" w:hAnsi="Roboto"/>
-          <w:b w:val="1"/>
-        </w:rPr>
-      </w:pPr>
-      <w:r>
-        <w:rPr>
-          <w:rFonts w:ascii="Roboto" w:cs="Roboto" w:eastAsia="Roboto" w:hAnsi="Roboto"/>
-          <w:b w:val="1"/>
-          <w:rtl w:val="0"/>
-        </w:rPr>
-        <w:t>Module 2A (Implementing Behaviour Support Plans)</w:t>
-      </w:r>
-    </w:p>
-    <w:p>
-      <w:pPr>
-        <w:pageBreakBefore w:val="0"/>
-        <w:numPr>
-          <w:ilvl w:val="1"/>
-          <w:numId w:val="1"/>
-        </w:numPr>
-        <w:ind w:left="720" w:hanging="360"/>
-        <w:jc w:val="both"/>
-        <w:rPr>
-          <w:rFonts w:ascii="Roboto" w:cs="Roboto" w:eastAsia="Roboto" w:hAnsi="Roboto"/>
-        </w:rPr>
-      </w:pPr>
-      <w:r>
-        <w:rPr>
-          <w:rFonts w:ascii="Roboto" w:cs="Roboto" w:eastAsia="Roboto" w:hAnsi="Roboto"/>
-          <w:rtl w:val="0"/>
-        </w:rPr>
-        <w:t xml:space="preserve"> Implementing Behaviour Supports Plans Policy </w:t>
-      </w:r>
-    </w:p>
-    <w:p>
-      <w:pPr>
-        <w:pageBreakBefore w:val="0"/>
-        <w:ind w:left="1440" w:firstLine="0"/>
-        <w:jc w:val="both"/>
-        <w:rPr>
-          <w:rFonts w:ascii="Roboto" w:cs="Roboto" w:eastAsia="Roboto" w:hAnsi="Roboto"/>
-        </w:rPr>
-      </w:pPr>
-      <w:r>
-        <w:rPr>
-          <w:rtl w:val="0"/>
-        </w:rPr>
-      </w:r>
-    </w:p>
-    <w:p>
-      <w:pPr>
-        <w:pageBreakBefore w:val="0"/>
-        <w:ind w:left="0" w:firstLine="0"/>
-        <w:jc w:val="both"/>
-        <w:rPr>
-          <w:rFonts w:ascii="Roboto" w:cs="Roboto" w:eastAsia="Roboto" w:hAnsi="Roboto"/>
-          <w:b w:val="1"/>
-        </w:rPr>
-      </w:pPr>
-      <w:r>
-        <w:rPr>
-          <w:rFonts w:ascii="Roboto" w:cs="Roboto" w:eastAsia="Roboto" w:hAnsi="Roboto"/>
-          <w:b w:val="1"/>
-          <w:rtl w:val="0"/>
-        </w:rPr>
-        <w:t>Module 2 (Specialist Behaviour Supports)</w:t>
-      </w:r>
-    </w:p>
-    <w:p>
-      <w:pPr>
-        <w:pageBreakBefore w:val="0"/>
-        <w:numPr>
-          <w:ilvl w:val="1"/>
-          <w:numId w:val="3"/>
-        </w:numPr>
-        <w:ind w:left="720" w:hanging="360"/>
-        <w:jc w:val="both"/>
-        <w:rPr>
-          <w:rFonts w:ascii="Roboto" w:cs="Roboto" w:eastAsia="Roboto" w:hAnsi="Roboto"/>
-        </w:rPr>
-      </w:pPr>
-      <w:r>
-        <w:rPr>
-          <w:rFonts w:ascii="Roboto" w:cs="Roboto" w:eastAsia="Roboto" w:hAnsi="Roboto"/>
-          <w:rtl w:val="0"/>
-        </w:rPr>
-        <w:t xml:space="preserve"> Specialist Behaviour Support Policy and Procedures</w:t>
-      </w:r>
-    </w:p>
-    <w:p>
-      <w:pPr>
-        <w:pageBreakBefore w:val="0"/>
-        <w:ind w:left="1440" w:firstLine="0"/>
-        <w:jc w:val="both"/>
-        <w:rPr>
-          <w:rFonts w:ascii="Roboto" w:cs="Roboto" w:eastAsia="Roboto" w:hAnsi="Roboto"/>
-        </w:rPr>
-      </w:pPr>
-      <w:r>
-        <w:rPr>
-          <w:rtl w:val="0"/>
-        </w:rPr>
-      </w:r>
-    </w:p>
-    <w:p>
-      <w:pPr>
-        <w:pageBreakBefore w:val="0"/>
-        <w:ind w:left="0" w:firstLine="0"/>
-        <w:jc w:val="both"/>
-        <w:rPr>
-          <w:rFonts w:ascii="Roboto" w:cs="Roboto" w:eastAsia="Roboto" w:hAnsi="Roboto"/>
-          <w:b w:val="1"/>
-        </w:rPr>
-      </w:pPr>
-      <w:r>
-        <w:rPr>
-          <w:rFonts w:ascii="Roboto" w:cs="Roboto" w:eastAsia="Roboto" w:hAnsi="Roboto"/>
-          <w:b w:val="1"/>
-          <w:rtl w:val="0"/>
-        </w:rPr>
-        <w:t>Module 4 (Specialised Support Coordination)</w:t>
-      </w:r>
-    </w:p>
-    <w:p>
-      <w:pPr>
-        <w:pageBreakBefore w:val="0"/>
-        <w:numPr>
-          <w:ilvl w:val="1"/>
-          <w:numId w:val="4"/>
-        </w:numPr>
-        <w:ind w:left="720" w:hanging="360"/>
-        <w:jc w:val="both"/>
-        <w:rPr>
-          <w:rFonts w:ascii="Roboto" w:cs="Roboto" w:eastAsia="Roboto" w:hAnsi="Roboto"/>
-        </w:rPr>
-      </w:pPr>
-      <w:r>
-        <w:rPr>
-          <w:rFonts w:ascii="Roboto" w:cs="Roboto" w:eastAsia="Roboto" w:hAnsi="Roboto"/>
-          <w:rtl w:val="0"/>
-        </w:rPr>
-        <w:t xml:space="preserve"> Specialised Support Coordination Policy</w:t>
+        <w:t>{#policies}</w:t>
+      </w:r>
+    </w:p>
+    <w:p>
+      <w:r>
+        <w:t>{.}</w:t>
+      </w:r>
+    </w:p>
+    <w:p>
+      <w:r>
+        <w:t>{/policies}</w:t>
       </w:r>
     </w:p>
     <w:p>
